--- a/Tuan05/Tuan05.docx
+++ b/Tuan05/Tuan05.docx
@@ -5,10 +5,10 @@
     <w:p>
       <w:r>
         <w:drawing>
-          <wp:inline distT="0" distB="0" distL="0" distR="0" wp14:anchorId="591960DE" wp14:editId="1C1FABF0">
-            <wp:extent cx="5943600" cy="2975610"/>
+          <wp:inline distT="0" distB="0" distL="0" distR="0" wp14:anchorId="08327162" wp14:editId="6514B369">
+            <wp:extent cx="5943600" cy="3342005"/>
             <wp:effectExtent l="0" t="0" r="0" b="0"/>
-            <wp:docPr id="656617817" name="Picture 1" descr="A screenshot of a computer program&#10;&#10;AI-generated content may be incorrect."/>
+            <wp:docPr id="273423246" name="Picture 1" descr="A screenshot of a computer&#10;&#10;AI-generated content may be incorrect."/>
             <wp:cNvGraphicFramePr>
               <a:graphicFrameLocks xmlns:a="http://schemas.openxmlformats.org/drawingml/2006/main" noChangeAspect="1"/>
             </wp:cNvGraphicFramePr>
@@ -16,7 +16,7 @@
               <a:graphicData uri="http://schemas.openxmlformats.org/drawingml/2006/picture">
                 <pic:pic xmlns:pic="http://schemas.openxmlformats.org/drawingml/2006/picture">
                   <pic:nvPicPr>
-                    <pic:cNvPr id="656617817" name="Picture 1" descr="A screenshot of a computer program&#10;&#10;AI-generated content may be incorrect."/>
+                    <pic:cNvPr id="273423246" name="Picture 1" descr="A screenshot of a computer&#10;&#10;AI-generated content may be incorrect."/>
                     <pic:cNvPicPr/>
                   </pic:nvPicPr>
                   <pic:blipFill>
@@ -28,7 +28,7 @@
                   <pic:spPr>
                     <a:xfrm>
                       <a:off x="0" y="0"/>
-                      <a:ext cx="5943600" cy="2975610"/>
+                      <a:ext cx="5943600" cy="3342005"/>
                     </a:xfrm>
                     <a:prstGeom prst="rect">
                       <a:avLst/>

--- a/Tuan05/Tuan05.docx
+++ b/Tuan05/Tuan05.docx
@@ -29,6 +29,45 @@
                     <a:xfrm>
                       <a:off x="0" y="0"/>
                       <a:ext cx="5943600" cy="3342005"/>
+                    </a:xfrm>
+                    <a:prstGeom prst="rect">
+                      <a:avLst/>
+                    </a:prstGeom>
+                  </pic:spPr>
+                </pic:pic>
+              </a:graphicData>
+            </a:graphic>
+          </wp:inline>
+        </w:drawing>
+      </w:r>
+    </w:p>
+    <w:p>
+      <w:r>
+        <w:drawing>
+          <wp:inline distT="0" distB="0" distL="0" distR="0" wp14:anchorId="79D50ABD" wp14:editId="55F6B569">
+            <wp:extent cx="5943600" cy="2970530"/>
+            <wp:effectExtent l="0" t="0" r="0" b="1270"/>
+            <wp:docPr id="31762958" name="Picture 1"/>
+            <wp:cNvGraphicFramePr>
+              <a:graphicFrameLocks xmlns:a="http://schemas.openxmlformats.org/drawingml/2006/main" noChangeAspect="1"/>
+            </wp:cNvGraphicFramePr>
+            <a:graphic xmlns:a="http://schemas.openxmlformats.org/drawingml/2006/main">
+              <a:graphicData uri="http://schemas.openxmlformats.org/drawingml/2006/picture">
+                <pic:pic xmlns:pic="http://schemas.openxmlformats.org/drawingml/2006/picture">
+                  <pic:nvPicPr>
+                    <pic:cNvPr id="31762958" name=""/>
+                    <pic:cNvPicPr/>
+                  </pic:nvPicPr>
+                  <pic:blipFill>
+                    <a:blip r:embed="rId5"/>
+                    <a:stretch>
+                      <a:fillRect/>
+                    </a:stretch>
+                  </pic:blipFill>
+                  <pic:spPr>
+                    <a:xfrm>
+                      <a:off x="0" y="0"/>
+                      <a:ext cx="5943600" cy="2970530"/>
                     </a:xfrm>
                     <a:prstGeom prst="rect">
                       <a:avLst/>

--- a/Tuan05/Tuan05.docx
+++ b/Tuan05/Tuan05.docx
@@ -44,10 +44,10 @@
     <w:p>
       <w:r>
         <w:drawing>
-          <wp:inline distT="0" distB="0" distL="0" distR="0" wp14:anchorId="79D50ABD" wp14:editId="55F6B569">
+          <wp:inline distT="0" distB="0" distL="0" distR="0" wp14:anchorId="79D50ABD" wp14:editId="560AE280">
             <wp:extent cx="5943600" cy="2970530"/>
             <wp:effectExtent l="0" t="0" r="0" b="1270"/>
-            <wp:docPr id="31762958" name="Picture 1"/>
+            <wp:docPr id="31762958" name="Picture 1" descr="A screenshot of a computer&#10;&#10;AI-generated content may be incorrect."/>
             <wp:cNvGraphicFramePr>
               <a:graphicFrameLocks xmlns:a="http://schemas.openxmlformats.org/drawingml/2006/main" noChangeAspect="1"/>
             </wp:cNvGraphicFramePr>
@@ -55,7 +55,7 @@
               <a:graphicData uri="http://schemas.openxmlformats.org/drawingml/2006/picture">
                 <pic:pic xmlns:pic="http://schemas.openxmlformats.org/drawingml/2006/picture">
                   <pic:nvPicPr>
-                    <pic:cNvPr id="31762958" name=""/>
+                    <pic:cNvPr id="31762958" name="Picture 1" descr="A screenshot of a computer&#10;&#10;AI-generated content may be incorrect."/>
                     <pic:cNvPicPr/>
                   </pic:nvPicPr>
                   <pic:blipFill>
@@ -68,6 +68,46 @@
                     <a:xfrm>
                       <a:off x="0" y="0"/>
                       <a:ext cx="5943600" cy="2970530"/>
+                    </a:xfrm>
+                    <a:prstGeom prst="rect">
+                      <a:avLst/>
+                    </a:prstGeom>
+                  </pic:spPr>
+                </pic:pic>
+              </a:graphicData>
+            </a:graphic>
+          </wp:inline>
+        </w:drawing>
+      </w:r>
+    </w:p>
+    <w:p>
+      <w:r>
+        <w:lastRenderedPageBreak/>
+        <w:drawing>
+          <wp:inline distT="0" distB="0" distL="0" distR="0" wp14:anchorId="4A0B308D" wp14:editId="47AAEA6F">
+            <wp:extent cx="5943600" cy="2979420"/>
+            <wp:effectExtent l="0" t="0" r="0" b="0"/>
+            <wp:docPr id="1290224877" name="Picture 1" descr="A screenshot of a computer&#10;&#10;AI-generated content may be incorrect."/>
+            <wp:cNvGraphicFramePr>
+              <a:graphicFrameLocks xmlns:a="http://schemas.openxmlformats.org/drawingml/2006/main" noChangeAspect="1"/>
+            </wp:cNvGraphicFramePr>
+            <a:graphic xmlns:a="http://schemas.openxmlformats.org/drawingml/2006/main">
+              <a:graphicData uri="http://schemas.openxmlformats.org/drawingml/2006/picture">
+                <pic:pic xmlns:pic="http://schemas.openxmlformats.org/drawingml/2006/picture">
+                  <pic:nvPicPr>
+                    <pic:cNvPr id="1290224877" name="Picture 1" descr="A screenshot of a computer&#10;&#10;AI-generated content may be incorrect."/>
+                    <pic:cNvPicPr/>
+                  </pic:nvPicPr>
+                  <pic:blipFill>
+                    <a:blip r:embed="rId6"/>
+                    <a:stretch>
+                      <a:fillRect/>
+                    </a:stretch>
+                  </pic:blipFill>
+                  <pic:spPr>
+                    <a:xfrm>
+                      <a:off x="0" y="0"/>
+                      <a:ext cx="5943600" cy="2979420"/>
                     </a:xfrm>
                     <a:prstGeom prst="rect">
                       <a:avLst/>

--- a/Tuan05/Tuan05.docx
+++ b/Tuan05/Tuan05.docx
@@ -108,6 +108,46 @@
                     <a:xfrm>
                       <a:off x="0" y="0"/>
                       <a:ext cx="5943600" cy="2979420"/>
+                    </a:xfrm>
+                    <a:prstGeom prst="rect">
+                      <a:avLst/>
+                    </a:prstGeom>
+                  </pic:spPr>
+                </pic:pic>
+              </a:graphicData>
+            </a:graphic>
+          </wp:inline>
+        </w:drawing>
+      </w:r>
+    </w:p>
+    <w:p/>
+    <w:p>
+      <w:r>
+        <w:drawing>
+          <wp:inline distT="0" distB="0" distL="0" distR="0" wp14:anchorId="1A5291E2" wp14:editId="051353B0">
+            <wp:extent cx="5943600" cy="4068445"/>
+            <wp:effectExtent l="0" t="0" r="0" b="8255"/>
+            <wp:docPr id="1415897456" name="Picture 1"/>
+            <wp:cNvGraphicFramePr>
+              <a:graphicFrameLocks xmlns:a="http://schemas.openxmlformats.org/drawingml/2006/main" noChangeAspect="1"/>
+            </wp:cNvGraphicFramePr>
+            <a:graphic xmlns:a="http://schemas.openxmlformats.org/drawingml/2006/main">
+              <a:graphicData uri="http://schemas.openxmlformats.org/drawingml/2006/picture">
+                <pic:pic xmlns:pic="http://schemas.openxmlformats.org/drawingml/2006/picture">
+                  <pic:nvPicPr>
+                    <pic:cNvPr id="1415897456" name=""/>
+                    <pic:cNvPicPr/>
+                  </pic:nvPicPr>
+                  <pic:blipFill>
+                    <a:blip r:embed="rId7"/>
+                    <a:stretch>
+                      <a:fillRect/>
+                    </a:stretch>
+                  </pic:blipFill>
+                  <pic:spPr>
+                    <a:xfrm>
+                      <a:off x="0" y="0"/>
+                      <a:ext cx="5943600" cy="4068445"/>
                     </a:xfrm>
                     <a:prstGeom prst="rect">
                       <a:avLst/>

--- a/Tuan05/Tuan05.docx
+++ b/Tuan05/Tuan05.docx
@@ -124,10 +124,10 @@
     <w:p>
       <w:r>
         <w:drawing>
-          <wp:inline distT="0" distB="0" distL="0" distR="0" wp14:anchorId="1A5291E2" wp14:editId="051353B0">
+          <wp:inline distT="0" distB="0" distL="0" distR="0" wp14:anchorId="1A5291E2" wp14:editId="062BC690">
             <wp:extent cx="5943600" cy="4068445"/>
             <wp:effectExtent l="0" t="0" r="0" b="8255"/>
-            <wp:docPr id="1415897456" name="Picture 1"/>
+            <wp:docPr id="1415897456" name="Picture 1" descr="A screenshot of a computer&#10;&#10;AI-generated content may be incorrect."/>
             <wp:cNvGraphicFramePr>
               <a:graphicFrameLocks xmlns:a="http://schemas.openxmlformats.org/drawingml/2006/main" noChangeAspect="1"/>
             </wp:cNvGraphicFramePr>
@@ -135,7 +135,7 @@
               <a:graphicData uri="http://schemas.openxmlformats.org/drawingml/2006/picture">
                 <pic:pic xmlns:pic="http://schemas.openxmlformats.org/drawingml/2006/picture">
                   <pic:nvPicPr>
-                    <pic:cNvPr id="1415897456" name=""/>
+                    <pic:cNvPr id="1415897456" name="Picture 1" descr="A screenshot of a computer&#10;&#10;AI-generated content may be incorrect."/>
                     <pic:cNvPicPr/>
                   </pic:nvPicPr>
                   <pic:blipFill>
@@ -148,6 +148,46 @@
                     <a:xfrm>
                       <a:off x="0" y="0"/>
                       <a:ext cx="5943600" cy="4068445"/>
+                    </a:xfrm>
+                    <a:prstGeom prst="rect">
+                      <a:avLst/>
+                    </a:prstGeom>
+                  </pic:spPr>
+                </pic:pic>
+              </a:graphicData>
+            </a:graphic>
+          </wp:inline>
+        </w:drawing>
+      </w:r>
+    </w:p>
+    <w:p>
+      <w:r>
+        <w:lastRenderedPageBreak/>
+        <w:drawing>
+          <wp:inline distT="0" distB="0" distL="0" distR="0" wp14:anchorId="5FB8C5C7" wp14:editId="59545361">
+            <wp:extent cx="5943600" cy="2974975"/>
+            <wp:effectExtent l="0" t="0" r="0" b="0"/>
+            <wp:docPr id="1401347573" name="Picture 1"/>
+            <wp:cNvGraphicFramePr>
+              <a:graphicFrameLocks xmlns:a="http://schemas.openxmlformats.org/drawingml/2006/main" noChangeAspect="1"/>
+            </wp:cNvGraphicFramePr>
+            <a:graphic xmlns:a="http://schemas.openxmlformats.org/drawingml/2006/main">
+              <a:graphicData uri="http://schemas.openxmlformats.org/drawingml/2006/picture">
+                <pic:pic xmlns:pic="http://schemas.openxmlformats.org/drawingml/2006/picture">
+                  <pic:nvPicPr>
+                    <pic:cNvPr id="1401347573" name=""/>
+                    <pic:cNvPicPr/>
+                  </pic:nvPicPr>
+                  <pic:blipFill>
+                    <a:blip r:embed="rId8"/>
+                    <a:stretch>
+                      <a:fillRect/>
+                    </a:stretch>
+                  </pic:blipFill>
+                  <pic:spPr>
+                    <a:xfrm>
+                      <a:off x="0" y="0"/>
+                      <a:ext cx="5943600" cy="2974975"/>
                     </a:xfrm>
                     <a:prstGeom prst="rect">
                       <a:avLst/>

--- a/Tuan05/Tuan05.docx
+++ b/Tuan05/Tuan05.docx
@@ -164,10 +164,10 @@
       <w:r>
         <w:lastRenderedPageBreak/>
         <w:drawing>
-          <wp:inline distT="0" distB="0" distL="0" distR="0" wp14:anchorId="5FB8C5C7" wp14:editId="59545361">
+          <wp:inline distT="0" distB="0" distL="0" distR="0" wp14:anchorId="5FB8C5C7" wp14:editId="1158768E">
             <wp:extent cx="5943600" cy="2974975"/>
             <wp:effectExtent l="0" t="0" r="0" b="0"/>
-            <wp:docPr id="1401347573" name="Picture 1"/>
+            <wp:docPr id="1401347573" name="Picture 1" descr="A screenshot of a computer&#10;&#10;AI-generated content may be incorrect."/>
             <wp:cNvGraphicFramePr>
               <a:graphicFrameLocks xmlns:a="http://schemas.openxmlformats.org/drawingml/2006/main" noChangeAspect="1"/>
             </wp:cNvGraphicFramePr>
@@ -175,7 +175,7 @@
               <a:graphicData uri="http://schemas.openxmlformats.org/drawingml/2006/picture">
                 <pic:pic xmlns:pic="http://schemas.openxmlformats.org/drawingml/2006/picture">
                   <pic:nvPicPr>
-                    <pic:cNvPr id="1401347573" name=""/>
+                    <pic:cNvPr id="1401347573" name="Picture 1" descr="A screenshot of a computer&#10;&#10;AI-generated content may be incorrect."/>
                     <pic:cNvPicPr/>
                   </pic:nvPicPr>
                   <pic:blipFill>
